--- a/Reaport.docx
+++ b/Reaport.docx
@@ -68,6 +68,56 @@
         <w:ind w:firstLine="709"/>
         <w:jc w:val="both"/>
         <w:rPr>
+          <w:lang w:val="en-US"/>
+        </w:rPr>
+      </w:pPr>
+      <w:r>
+        <w:rPr>
+          <w:lang w:val="en-US"/>
+        </w:rPr>
+        <w:t xml:space="preserve">URL </w:t>
+      </w:r>
+      <w:proofErr w:type="spellStart"/>
+      <w:r>
+        <w:rPr>
+          <w:lang w:val="en-US"/>
+        </w:rPr>
+        <w:t>Github</w:t>
+      </w:r>
+      <w:proofErr w:type="spellEnd"/>
+    </w:p>
+    <w:p>
+      <w:pPr>
+        <w:spacing w:after="0"/>
+        <w:ind w:firstLine="709"/>
+        <w:jc w:val="both"/>
+        <w:rPr>
+          <w:lang w:val="en-US"/>
+        </w:rPr>
+      </w:pPr>
+      <w:r>
+        <w:rPr>
+          <w:lang w:val="en-US"/>
+        </w:rPr>
+        <w:t>https://github.com/Kabdygalyk-Zhanibek/Assignment_1_WEB_Zhanibdek_Kabdyaglyk.git</w:t>
+      </w:r>
+    </w:p>
+    <w:p>
+      <w:pPr>
+        <w:spacing w:after="0"/>
+        <w:ind w:firstLine="709"/>
+        <w:jc w:val="both"/>
+        <w:rPr>
+          <w:lang w:val="en-US"/>
+        </w:rPr>
+      </w:pPr>
+    </w:p>
+    <w:p>
+      <w:pPr>
+        <w:spacing w:after="0"/>
+        <w:ind w:firstLine="709"/>
+        <w:jc w:val="both"/>
+        <w:rPr>
           <w:b/>
           <w:bCs/>
           <w:lang w:val="en-US"/>
@@ -143,21 +193,7 @@
         <w:rPr>
           <w:lang w:val="en-US"/>
         </w:rPr>
-        <w:t xml:space="preserve">In task I need to use basic HTML elements, image, button, links, table, basic form. And in CSS need to use </w:t>
-      </w:r>
-      <w:proofErr w:type="gramStart"/>
-      <w:r>
-        <w:rPr>
-          <w:lang w:val="en-US"/>
-        </w:rPr>
-        <w:t>stylesheet</w:t>
-      </w:r>
-      <w:proofErr w:type="gramEnd"/>
-      <w:r>
-        <w:rPr>
-          <w:lang w:val="en-US"/>
-        </w:rPr>
-        <w:t xml:space="preserve"> and selectors, typography</w:t>
+        <w:t>In task I need to use basic HTML elements, image, button, links, table, basic form. And in CSS need to use stylesheet and selectors, typography</w:t>
       </w:r>
       <w:r>
         <w:rPr>
@@ -534,35 +570,7 @@
         <w:rPr>
           <w:lang w:val="en-US"/>
         </w:rPr>
-        <w:t xml:space="preserve"> like. Like size of text, color. In body, h2, p, </w:t>
-      </w:r>
-      <w:proofErr w:type="gramStart"/>
-      <w:r>
-        <w:rPr>
-          <w:lang w:val="en-US"/>
-        </w:rPr>
-        <w:t>a and</w:t>
-      </w:r>
-      <w:proofErr w:type="gramEnd"/>
-      <w:r>
-        <w:rPr>
-          <w:lang w:val="en-US"/>
-        </w:rPr>
-        <w:t xml:space="preserve"> </w:t>
-      </w:r>
-      <w:proofErr w:type="gramStart"/>
-      <w:r>
-        <w:rPr>
-          <w:lang w:val="en-US"/>
-        </w:rPr>
-        <w:t>in :hover, :focus</w:t>
-      </w:r>
-      <w:proofErr w:type="gramEnd"/>
-      <w:r>
-        <w:rPr>
-          <w:lang w:val="en-US"/>
-        </w:rPr>
-        <w:t xml:space="preserve">. Background color in table cell, size of space of input, space between object and left wall, place of text (about h1) </w:t>
+        <w:t xml:space="preserve"> like. Like size of text, color. In body, h2, p, a and in :hover, :focus. Background color in table cell, size of space of input, space between object and left wall, place of text (about h1) </w:t>
       </w:r>
       <w:r>
         <w:rPr>
@@ -615,35 +623,7 @@
           <w:lang w:val="en-US"/>
         </w:rPr>
         <w:lastRenderedPageBreak/>
-        <w:t xml:space="preserve">I learn about how to work in CSS, about classes, id, div, form, etc. So how to take one of the </w:t>
-      </w:r>
-      <w:proofErr w:type="gramStart"/>
-      <w:r>
-        <w:rPr>
-          <w:lang w:val="en-US"/>
-        </w:rPr>
-        <w:t>object</w:t>
-      </w:r>
-      <w:proofErr w:type="gramEnd"/>
-      <w:r>
-        <w:rPr>
-          <w:lang w:val="en-US"/>
-        </w:rPr>
-        <w:t xml:space="preserve"> or </w:t>
-      </w:r>
-      <w:proofErr w:type="gramStart"/>
-      <w:r>
-        <w:rPr>
-          <w:lang w:val="en-US"/>
-        </w:rPr>
-        <w:t>type</w:t>
-      </w:r>
-      <w:proofErr w:type="gramEnd"/>
-      <w:r>
-        <w:rPr>
-          <w:lang w:val="en-US"/>
-        </w:rPr>
-        <w:t>, child (about second practice class)</w:t>
+        <w:t>I learn about how to work in CSS, about classes, id, div, form, etc. So how to take one of the object or type, child (about second practice class)</w:t>
       </w:r>
     </w:p>
     <w:p>
@@ -1606,21 +1586,7 @@
         <w:rPr>
           <w:lang w:val="en-US"/>
         </w:rPr>
-        <w:t xml:space="preserve">Class selector for reusable styling, using a descriptive name such </w:t>
-      </w:r>
-      <w:proofErr w:type="gramStart"/>
-      <w:r>
-        <w:rPr>
-          <w:lang w:val="en-US"/>
-        </w:rPr>
-        <w:t>as .profile</w:t>
-      </w:r>
-      <w:proofErr w:type="gramEnd"/>
-      <w:r>
-        <w:rPr>
-          <w:lang w:val="en-US"/>
-        </w:rPr>
-        <w:t xml:space="preserve">-card. </w:t>
+        <w:t xml:space="preserve">Class selector for reusable styling, using a descriptive name such as .profile-card. </w:t>
       </w:r>
     </w:p>
     <w:p>
@@ -1658,21 +1624,7 @@
         <w:rPr>
           <w:lang w:val="en-US"/>
         </w:rPr>
-        <w:t xml:space="preserve">Descendant selector, such </w:t>
-      </w:r>
-      <w:proofErr w:type="gramStart"/>
-      <w:r>
-        <w:rPr>
-          <w:lang w:val="en-US"/>
-        </w:rPr>
-        <w:t>as .site</w:t>
-      </w:r>
-      <w:proofErr w:type="gramEnd"/>
-      <w:r>
-        <w:rPr>
-          <w:lang w:val="en-US"/>
-        </w:rPr>
-        <w:t xml:space="preserve">-nav a, for elements inside a container. </w:t>
+        <w:t xml:space="preserve">Descendant selector, such as .site-nav a, for elements inside a container. </w:t>
       </w:r>
     </w:p>
     <w:p>
@@ -1744,21 +1696,7 @@
         <w:rPr>
           <w:lang w:val="en-US"/>
         </w:rPr>
-        <w:t xml:space="preserve">Set font family, size, and weight. Make headings and body text visually distinct. Apply suitable text </w:t>
-      </w:r>
-      <w:proofErr w:type="gramStart"/>
-      <w:r>
-        <w:rPr>
-          <w:lang w:val="en-US"/>
-        </w:rPr>
-        <w:t>alignment, and</w:t>
-      </w:r>
-      <w:proofErr w:type="gramEnd"/>
-      <w:r>
-        <w:rPr>
-          <w:lang w:val="en-US"/>
-        </w:rPr>
-        <w:t xml:space="preserve"> customize link color and text decoration. </w:t>
+        <w:t xml:space="preserve">Set font family, size, and weight. Make headings and body text visually distinct. Apply suitable text alignment, and customize link color and text decoration. </w:t>
       </w:r>
       <w:r>
         <w:t xml:space="preserve">Standard </w:t>
@@ -2054,21 +1992,7 @@
         <w:rPr>
           <w:lang w:val="en-US"/>
         </w:rPr>
-        <w:t xml:space="preserve">Use margin, padding, and border to separate and group content. Demonstrate width and height settings on suitable elements. Keep text readable and images proportional; avoid clipping or </w:t>
-      </w:r>
-      <w:proofErr w:type="gramStart"/>
-      <w:r>
-        <w:rPr>
-          <w:lang w:val="en-US"/>
-        </w:rPr>
-        <w:t>overlap</w:t>
-      </w:r>
-      <w:proofErr w:type="gramEnd"/>
-      <w:r>
-        <w:rPr>
-          <w:lang w:val="en-US"/>
-        </w:rPr>
-        <w:t xml:space="preserve">. </w:t>
+        <w:t xml:space="preserve">Use margin, padding, and border to separate and group content. Demonstrate width and height settings on suitable elements. Keep text readable and images proportional; avoid clipping or overlap. </w:t>
       </w:r>
     </w:p>
     <w:p>
@@ -2143,21 +2067,7 @@
         <w:rPr>
           <w:lang w:val="en-US"/>
         </w:rPr>
-        <w:t xml:space="preserve">Style the navigation with clear spacing between links. Add a </w:t>
-      </w:r>
-      <w:proofErr w:type="gramStart"/>
-      <w:r>
-        <w:rPr>
-          <w:lang w:val="en-US"/>
-        </w:rPr>
-        <w:t>visible :hover</w:t>
-      </w:r>
-      <w:proofErr w:type="gramEnd"/>
-      <w:r>
-        <w:rPr>
-          <w:lang w:val="en-US"/>
-        </w:rPr>
-        <w:t xml:space="preserve"> effect. Keep visible keyboard focus on links, buttons, and form controls, using the browser default or a custom focus style. </w:t>
+        <w:t xml:space="preserve">Style the navigation with clear spacing between links. Add a visible :hover effect. Keep visible keyboard focus on links, buttons, and form controls, using the browser default or a custom focus style. </w:t>
       </w:r>
     </w:p>
     <w:p>
